--- a/App/frontend/public/templates/meeting-minutes-template.docx
+++ b/App/frontend/public/templates/meeting-minutes-template.docx
@@ -779,7 +779,7 @@
                 <w:i/>
                 <w:sz w:val="14"/>
               </w:rPr>
-              <w:t>※ 예: 로그인 오류 원인 파악 | 박지수 | 8/20 | 긴급</w:t>
+              <w:t>※ 예: 로그인 오류 원인 파악 | 김민준 | 8/20 | 긴급</w:t>
             </w:r>
           </w:p>
           <w:p>
